--- a/proposal/proposal.docx
+++ b/proposal/proposal.docx
@@ -16,6 +16,9 @@
       <w:pPr>
         <w:spacing w:after="40"/>
         <w:jc w:val="center"/>
+        <w:rPr>
+          <w:lang w:val="sv-SE"/>
+        </w:rPr>
       </w:pPr>
       <w:r>
         <w:rPr>
@@ -23,6 +26,7 @@
           <w:bCs/>
           <w:sz w:val="28"/>
           <w:szCs w:val="28"/>
+          <w:lang w:val="sv-SE"/>
         </w:rPr>
         <w:t>PROPOSAL</w:t>
       </w:r>
@@ -30,6 +34,9 @@
     <w:p>
       <w:pPr>
         <w:jc w:val="center"/>
+        <w:rPr>
+          <w:lang w:val="sv-SE"/>
+        </w:rPr>
       </w:pPr>
       <w:r>
         <w:rPr>
@@ -37,6 +44,7 @@
           <w:bCs/>
           <w:sz w:val="28"/>
           <w:szCs w:val="28"/>
+          <w:lang w:val="sv-SE"/>
         </w:rPr>
         <w:t>DESIGN THINKING COMPETITION 2026</w:t>
       </w:r>
@@ -44,12 +52,18 @@
     <w:p>
       <w:pPr>
         <w:spacing w:line="360" w:lineRule="auto"/>
+        <w:rPr>
+          <w:lang w:val="sv-SE"/>
+        </w:rPr>
       </w:pPr>
     </w:p>
     <w:p>
       <w:pPr>
         <w:spacing w:line="300" w:lineRule="auto"/>
         <w:jc w:val="center"/>
+        <w:rPr>
+          <w:lang w:val="sv-SE"/>
+        </w:rPr>
       </w:pPr>
       <w:r>
         <w:rPr>
@@ -57,6 +71,7 @@
           <w:bCs/>
           <w:sz w:val="28"/>
           <w:szCs w:val="28"/>
+          <w:lang w:val="sv-SE"/>
         </w:rPr>
         <w:t>SISTEM EFISIENSI BIAYA PENGANGKUTAN SAMPAH</w:t>
       </w:r>
@@ -420,16 +435,12 @@
       </w:pPr>
       <w:r>
         <w:rPr>
-          <w:b/>
-          <w:bCs/>
           <w:lang w:val="sv-SE"/>
         </w:rPr>
         <w:t>DAFTAR GAMBAR</w:t>
       </w:r>
       <w:r>
         <w:rPr>
-          <w:b/>
-          <w:bCs/>
           <w:lang w:val="sv-SE"/>
         </w:rPr>
         <w:tab/>
@@ -448,16 +459,12 @@
       </w:pPr>
       <w:r>
         <w:rPr>
-          <w:b/>
-          <w:bCs/>
           <w:lang w:val="sv-SE"/>
         </w:rPr>
         <w:t>DAFTAR TABEL</w:t>
       </w:r>
       <w:r>
         <w:rPr>
-          <w:b/>
-          <w:bCs/>
           <w:lang w:val="sv-SE"/>
         </w:rPr>
         <w:tab/>
@@ -476,8 +483,6 @@
       </w:pPr>
       <w:r>
         <w:rPr>
-          <w:b/>
-          <w:bCs/>
           <w:lang w:val="sv-SE"/>
         </w:rPr>
         <w:t xml:space="preserve">BAB </w:t>
@@ -485,8 +490,6 @@
       <w:proofErr w:type="gramStart"/>
       <w:r>
         <w:rPr>
-          <w:b/>
-          <w:bCs/>
           <w:lang w:val="sv-SE"/>
         </w:rPr>
         <w:t>I  PENDAHULUAN</w:t>
@@ -494,8 +497,6 @@
       <w:proofErr w:type="gramEnd"/>
       <w:r>
         <w:rPr>
-          <w:b/>
-          <w:bCs/>
           <w:lang w:val="sv-SE"/>
         </w:rPr>
         <w:tab/>
@@ -607,8 +608,6 @@
       </w:pPr>
       <w:r>
         <w:rPr>
-          <w:b/>
-          <w:bCs/>
           <w:lang w:val="sv-SE"/>
         </w:rPr>
         <w:t xml:space="preserve">BAB </w:t>
@@ -616,8 +615,6 @@
       <w:proofErr w:type="gramStart"/>
       <w:r>
         <w:rPr>
-          <w:b/>
-          <w:bCs/>
           <w:lang w:val="sv-SE"/>
         </w:rPr>
         <w:t>II  GAGASAN</w:t>
@@ -625,8 +622,6 @@
       <w:proofErr w:type="gramEnd"/>
       <w:r>
         <w:rPr>
-          <w:b/>
-          <w:bCs/>
           <w:lang w:val="sv-SE"/>
         </w:rPr>
         <w:tab/>
@@ -838,8 +833,6 @@
       </w:pPr>
       <w:r>
         <w:rPr>
-          <w:b/>
-          <w:bCs/>
           <w:lang w:val="sv-SE"/>
         </w:rPr>
         <w:t xml:space="preserve">BAB </w:t>
@@ -847,8 +840,6 @@
       <w:proofErr w:type="gramStart"/>
       <w:r>
         <w:rPr>
-          <w:b/>
-          <w:bCs/>
           <w:lang w:val="sv-SE"/>
         </w:rPr>
         <w:t>III  DAMPAK</w:t>
@@ -856,16 +847,12 @@
       <w:proofErr w:type="gramEnd"/>
       <w:r>
         <w:rPr>
-          <w:b/>
-          <w:bCs/>
           <w:lang w:val="sv-SE"/>
         </w:rPr>
         <w:t xml:space="preserve"> DAN KEBERLANJUTAN</w:t>
       </w:r>
       <w:r>
         <w:rPr>
-          <w:b/>
-          <w:bCs/>
           <w:lang w:val="sv-SE"/>
         </w:rPr>
         <w:tab/>
@@ -1057,16 +1044,12 @@
       </w:pPr>
       <w:r>
         <w:rPr>
-          <w:b/>
-          <w:bCs/>
           <w:lang w:val="sv-SE"/>
         </w:rPr>
         <w:t>DAFTAR PUSTAKA</w:t>
       </w:r>
       <w:r>
         <w:rPr>
-          <w:b/>
-          <w:bCs/>
           <w:lang w:val="sv-SE"/>
         </w:rPr>
         <w:tab/>
@@ -1293,7 +1276,19 @@
         <w:rPr>
           <w:lang w:val="sv-SE"/>
         </w:rPr>
-        <w:t xml:space="preserve"> pola rute tanpa optimasi </w:t>
+        <w:t xml:space="preserve"> pola rute tanpa </w:t>
+      </w:r>
+      <w:r>
+        <w:rPr>
+          <w:lang w:val="sv-SE"/>
+        </w:rPr>
+        <w:t>analisa</w:t>
+      </w:r>
+      <w:r>
+        <w:rPr>
+          <w:lang w:val="sv-SE"/>
+        </w:rPr>
+        <w:t xml:space="preserve"> </w:t>
       </w:r>
       <w:proofErr w:type="gramStart"/>
       <w:r>
@@ -1307,7 +1302,13 @@
         <w:rPr>
           <w:lang w:val="sv-SE"/>
         </w:rPr>
-        <w:t xml:space="preserve"> hasil optimasi</w:t>
+        <w:t xml:space="preserve"> hasil </w:t>
+      </w:r>
+      <w:r>
+        <w:rPr>
+          <w:lang w:val="sv-SE"/>
+        </w:rPr>
+        <w:t>analisa</w:t>
       </w:r>
       <w:r>
         <w:rPr>
@@ -2128,12 +2129,6 @@
         <w:gridCol w:w="1600"/>
       </w:tblGrid>
       <w:tr>
-        <w:tblPrEx>
-          <w:tblCellMar>
-            <w:top w:w="0" w:type="dxa"/>
-            <w:bottom w:w="0" w:type="dxa"/>
-          </w:tblCellMar>
-        </w:tblPrEx>
         <w:trPr>
           <w:tblHeader/>
         </w:trPr>
@@ -2271,12 +2266,6 @@
         </w:tc>
       </w:tr>
       <w:tr>
-        <w:tblPrEx>
-          <w:tblCellMar>
-            <w:top w:w="0" w:type="dxa"/>
-            <w:bottom w:w="0" w:type="dxa"/>
-          </w:tblCellMar>
-        </w:tblPrEx>
         <w:tc>
           <w:tcPr>
             <w:tcW w:w="1500" w:type="dxa"/>
@@ -2404,12 +2393,6 @@
         </w:tc>
       </w:tr>
       <w:tr>
-        <w:tblPrEx>
-          <w:tblCellMar>
-            <w:top w:w="0" w:type="dxa"/>
-            <w:bottom w:w="0" w:type="dxa"/>
-          </w:tblCellMar>
-        </w:tblPrEx>
         <w:tc>
           <w:tcPr>
             <w:tcW w:w="1500" w:type="dxa"/>
@@ -2555,12 +2538,6 @@
         </w:tc>
       </w:tr>
       <w:tr>
-        <w:tblPrEx>
-          <w:tblCellMar>
-            <w:top w:w="0" w:type="dxa"/>
-            <w:bottom w:w="0" w:type="dxa"/>
-          </w:tblCellMar>
-        </w:tblPrEx>
         <w:tc>
           <w:tcPr>
             <w:tcW w:w="1500" w:type="dxa"/>
@@ -3015,6 +2992,15 @@
       <w:pPr>
         <w:spacing w:before="120" w:after="40"/>
         <w:jc w:val="center"/>
+        <w:rPr>
+          <w:noProof/>
+        </w:rPr>
+      </w:pPr>
+    </w:p>
+    <w:p>
+      <w:pPr>
+        <w:spacing w:before="120" w:after="40"/>
+        <w:jc w:val="center"/>
       </w:pPr>
       <w:r>
         <w:rPr>
@@ -3022,8 +3008,8 @@
         </w:rPr>
         <w:lastRenderedPageBreak/>
         <w:drawing>
-          <wp:inline distT="0" distB="0" distL="0" distR="0" wp14:anchorId="01C53E59" wp14:editId="06F589E4">
-            <wp:extent cx="4857750" cy="2333625"/>
+          <wp:inline distT="0" distB="0" distL="0" distR="0" wp14:anchorId="01C53E59" wp14:editId="31A5C625">
+            <wp:extent cx="4857750" cy="1945808"/>
             <wp:effectExtent l="0" t="0" r="0" b="0"/>
             <wp:docPr id="1313158504" name="g2" descr="Rantai akar masalah pengangkutan sampah komunitas" title="Rantai akar masalah pengangkutan sampah komunitas"/>
             <wp:cNvGraphicFramePr>
@@ -3038,9 +3024,9 @@
                       <a:picLocks noChangeAspect="1" noChangeArrowheads="1"/>
                     </pic:cNvPicPr>
                   </pic:nvPicPr>
-                  <pic:blipFill>
+                  <pic:blipFill rotWithShape="1">
                     <a:blip r:embed="rId9"/>
-                    <a:srcRect/>
+                    <a:srcRect b="16618"/>
                     <a:stretch>
                       <a:fillRect/>
                     </a:stretch>
@@ -3048,11 +3034,19 @@
                   <pic:spPr bwMode="auto">
                     <a:xfrm>
                       <a:off x="0" y="0"/>
-                      <a:ext cx="4857750" cy="2333625"/>
+                      <a:ext cx="4857750" cy="1945808"/>
                     </a:xfrm>
                     <a:prstGeom prst="rect">
                       <a:avLst/>
                     </a:prstGeom>
+                    <a:ln>
+                      <a:noFill/>
+                    </a:ln>
+                    <a:extLst>
+                      <a:ext uri="{53640926-AAD7-44D8-BBD7-CCE9431645EC}">
+                        <a14:shadowObscured xmlns:a14="http://schemas.microsoft.com/office/drawing/2010/main"/>
+                      </a:ext>
+                    </a:extLst>
                   </pic:spPr>
                 </pic:pic>
               </a:graphicData>
@@ -3283,7 +3277,19 @@
         <w:rPr>
           <w:lang w:val="sv-SE"/>
         </w:rPr>
-        <w:t>Mengukur penghematan jarak tempuh hasil optimasi dibandingkan pola pengangkutan tanpa perencanaan melalui simulasi.</w:t>
+        <w:t xml:space="preserve">Mengukur penghematan jarak tempuh hasil </w:t>
+      </w:r>
+      <w:r>
+        <w:rPr>
+          <w:lang w:val="sv-SE"/>
+        </w:rPr>
+        <w:t>analisa</w:t>
+      </w:r>
+      <w:r>
+        <w:rPr>
+          <w:lang w:val="sv-SE"/>
+        </w:rPr>
+        <w:t xml:space="preserve"> dibandingkan pola pengangkutan tanpa perencanaan melalui simulasi.</w:t>
       </w:r>
     </w:p>
     <w:p>
@@ -3303,7 +3309,19 @@
         <w:rPr>
           <w:lang w:val="sv-SE"/>
         </w:rPr>
-        <w:t>Menyusun sistem berbasis perangkat lunak sumber terbuka yang berjalan di laptop tanpa perangkat tambahan.</w:t>
+        <w:t xml:space="preserve">Menyusun sistem </w:t>
+      </w:r>
+      <w:r>
+        <w:rPr>
+          <w:lang w:val="sv-SE"/>
+        </w:rPr>
+        <w:t>menggunakan</w:t>
+      </w:r>
+      <w:r>
+        <w:rPr>
+          <w:lang w:val="sv-SE"/>
+        </w:rPr>
+        <w:t xml:space="preserve"> perangkat lunak sumber terbuka yang berjalan di laptop tanpa perangkat tambahan.</w:t>
       </w:r>
     </w:p>
     <w:p>
@@ -3519,10 +3537,10 @@
           <w:noProof/>
         </w:rPr>
         <w:drawing>
-          <wp:inline distT="0" distB="0" distL="0" distR="0" wp14:anchorId="14B7B418" wp14:editId="6684B308">
-            <wp:extent cx="5038725" cy="1952625"/>
-            <wp:effectExtent l="0" t="0" r="0" b="0"/>
-            <wp:docPr id="1363058619" name="g3" descr="Alur kerja sistem RuteHijau" title="Alur kerja sistem RuteHijau"/>
+          <wp:inline distT="0" distB="0" distL="0" distR="0" wp14:anchorId="51D32F29" wp14:editId="7F40E617">
+            <wp:extent cx="5039995" cy="1619250"/>
+            <wp:effectExtent l="0" t="0" r="8255" b="0"/>
+            <wp:docPr id="763520536" name="Picture 1"/>
             <wp:cNvGraphicFramePr>
               <a:graphicFrameLocks xmlns:a="http://schemas.openxmlformats.org/drawingml/2006/main" noChangeAspect="1"/>
             </wp:cNvGraphicFramePr>
@@ -3530,14 +3548,20 @@
               <a:graphicData uri="http://schemas.openxmlformats.org/drawingml/2006/picture">
                 <pic:pic xmlns:pic="http://schemas.openxmlformats.org/drawingml/2006/picture">
                   <pic:nvPicPr>
-                    <pic:cNvPr id="0" name=""/>
+                    <pic:cNvPr id="0" name="Picture 1"/>
                     <pic:cNvPicPr>
                       <a:picLocks noChangeAspect="1" noChangeArrowheads="1"/>
                     </pic:cNvPicPr>
                   </pic:nvPicPr>
-                  <pic:blipFill>
-                    <a:blip r:embed="rId10"/>
-                    <a:srcRect/>
+                  <pic:blipFill rotWithShape="1">
+                    <a:blip r:embed="rId10" cstate="print">
+                      <a:extLst>
+                        <a:ext uri="{28A0092B-C50C-407E-A947-70E740481C1C}">
+                          <a14:useLocalDpi xmlns:a14="http://schemas.microsoft.com/office/drawing/2010/main" val="0"/>
+                        </a:ext>
+                      </a:extLst>
+                    </a:blip>
+                    <a:srcRect b="24645"/>
                     <a:stretch>
                       <a:fillRect/>
                     </a:stretch>
@@ -3545,11 +3569,20 @@
                   <pic:spPr bwMode="auto">
                     <a:xfrm>
                       <a:off x="0" y="0"/>
-                      <a:ext cx="5038725" cy="1952625"/>
+                      <a:ext cx="5039995" cy="1619250"/>
                     </a:xfrm>
                     <a:prstGeom prst="rect">
                       <a:avLst/>
                     </a:prstGeom>
+                    <a:noFill/>
+                    <a:ln>
+                      <a:noFill/>
+                    </a:ln>
+                    <a:extLst>
+                      <a:ext uri="{53640926-AAD7-44D8-BBD7-CCE9431645EC}">
+                        <a14:shadowObscured xmlns:a14="http://schemas.microsoft.com/office/drawing/2010/main"/>
+                      </a:ext>
+                    </a:extLst>
                   </pic:spPr>
                 </pic:pic>
               </a:graphicData>
@@ -3606,8 +3639,14 @@
         <w:rPr>
           <w:lang w:val="sv-SE"/>
         </w:rPr>
+        <w:t xml:space="preserve">Mekanisme kerja sistem terdiri atas empat tahap. Tahap pertama, pengelola memasukkan daftar titik jemput beserta estimasi volume. Tahap kedua, sistem </w:t>
+      </w:r>
+      <w:r>
+        <w:rPr>
+          <w:lang w:val="sv-SE"/>
+        </w:rPr>
         <w:lastRenderedPageBreak/>
-        <w:t xml:space="preserve">Mekanisme kerja sistem terdiri atas empat tahap. Tahap pertama, pengelola memasukkan daftar titik jemput beserta estimasi volume. Tahap kedua, sistem menarik matriks jarak </w:t>
+        <w:t xml:space="preserve">menarik matriks jarak </w:t>
       </w:r>
       <w:proofErr w:type="gramStart"/>
       <w:r>
@@ -3621,7 +3660,19 @@
         <w:rPr>
           <w:lang w:val="sv-SE"/>
         </w:rPr>
-        <w:t xml:space="preserve"> waktu antar titik dari peta OpenStreetMap. Tahap ketiga, penyelesai mengoptimasi rute </w:t>
+        <w:t xml:space="preserve"> waktu antar titik dari peta OpenStreetMap. Tahap ketiga, penyelesai meng</w:t>
+      </w:r>
+      <w:r>
+        <w:rPr>
+          <w:lang w:val="sv-SE"/>
+        </w:rPr>
+        <w:t>analisa</w:t>
+      </w:r>
+      <w:r>
+        <w:rPr>
+          <w:lang w:val="sv-SE"/>
+        </w:rPr>
+        <w:t xml:space="preserve"> rute </w:t>
       </w:r>
       <w:proofErr w:type="gramStart"/>
       <w:r>
@@ -3635,7 +3686,19 @@
         <w:rPr>
           <w:lang w:val="sv-SE"/>
         </w:rPr>
-        <w:t xml:space="preserve"> zona dengan memperhitungkan batas kapasitas armada. Tahap keempat, sistem menampilkan rute per armada, jadwal, serta penghematan jarak dibandingkan pola tanpa optimasi. Teknologi berfungsi sebagai pendukung penyelesaian masalah, bukan sebagai tujuan.</w:t>
+        <w:t xml:space="preserve"> zona dengan memperhitungkan batas kapasitas armada. Tahap keempat, sistem menampilkan rute per armada, jadwal, serta penghematan jarak dibandingkan pola tanpa </w:t>
+      </w:r>
+      <w:r>
+        <w:rPr>
+          <w:lang w:val="sv-SE"/>
+        </w:rPr>
+        <w:t>analisa</w:t>
+      </w:r>
+      <w:r>
+        <w:rPr>
+          <w:lang w:val="sv-SE"/>
+        </w:rPr>
+        <w:t>. Teknologi berfungsi sebagai pendukung penyelesaian masalah, bukan sebagai tujuan.</w:t>
       </w:r>
     </w:p>
     <w:p>
@@ -3695,7 +3758,31 @@
         <w:rPr>
           <w:lang w:val="sv-SE"/>
         </w:rPr>
-        <w:t xml:space="preserve">Seluruh komponen RuteHijau dibangun di atas perangkat lunak sumber terbuka sehingga tidak menimbulkan biaya lisensi, sebagaimana dirinci pada Tabel 2. Inti optimasi menggunakan Google OR-Tools yang menyelesaikan CVRP secara terstruktur, sementara matriks jarak diperoleh dari OpenRouteService atau OSRM yang bersumber pada OpenStreetMap. Arsitektur sistem yang terdiri atas lapis antarmuka, aplikasi, optimasi, </w:t>
+        <w:t xml:space="preserve">Seluruh komponen RuteHijau dibangun di atas perangkat lunak sumber terbuka sehingga tidak menimbulkan biaya lisensi, sebagaimana dirinci pada Tabel 2. Inti </w:t>
+      </w:r>
+      <w:r>
+        <w:rPr>
+          <w:lang w:val="sv-SE"/>
+        </w:rPr>
+        <w:t>analisa</w:t>
+      </w:r>
+      <w:r>
+        <w:rPr>
+          <w:lang w:val="sv-SE"/>
+        </w:rPr>
+        <w:t xml:space="preserve"> menggunakan Google OR-Tools yang menyelesaikan CVRP secara terstruktur, sementara matriks jarak diperoleh dari OpenRouteService atau OSRM yang bersumber pada OpenStreetMap. Arsitektur sistem yang terdiri atas lapis antarmuka, aplikasi, </w:t>
+      </w:r>
+      <w:r>
+        <w:rPr>
+          <w:lang w:val="sv-SE"/>
+        </w:rPr>
+        <w:t>analisa</w:t>
+      </w:r>
+      <w:r>
+        <w:rPr>
+          <w:lang w:val="sv-SE"/>
+        </w:rPr>
+        <w:t xml:space="preserve">, </w:t>
       </w:r>
       <w:proofErr w:type="gramStart"/>
       <w:r>
@@ -3770,12 +3857,6 @@
         <w:gridCol w:w="1800"/>
       </w:tblGrid>
       <w:tr>
-        <w:tblPrEx>
-          <w:tblCellMar>
-            <w:top w:w="0" w:type="dxa"/>
-            <w:bottom w:w="0" w:type="dxa"/>
-          </w:tblCellMar>
-        </w:tblPrEx>
         <w:trPr>
           <w:tblHeader/>
         </w:trPr>
@@ -3880,12 +3961,6 @@
         </w:tc>
       </w:tr>
       <w:tr>
-        <w:tblPrEx>
-          <w:tblCellMar>
-            <w:top w:w="0" w:type="dxa"/>
-            <w:bottom w:w="0" w:type="dxa"/>
-          </w:tblCellMar>
-        </w:tblPrEx>
         <w:tc>
           <w:tcPr>
             <w:tcW w:w="2600" w:type="dxa"/>
@@ -4000,12 +4075,6 @@
         </w:tc>
       </w:tr>
       <w:tr>
-        <w:tblPrEx>
-          <w:tblCellMar>
-            <w:top w:w="0" w:type="dxa"/>
-            <w:bottom w:w="0" w:type="dxa"/>
-          </w:tblCellMar>
-        </w:tblPrEx>
         <w:tc>
           <w:tcPr>
             <w:tcW w:w="2600" w:type="dxa"/>
@@ -4120,12 +4189,6 @@
         </w:tc>
       </w:tr>
       <w:tr>
-        <w:tblPrEx>
-          <w:tblCellMar>
-            <w:top w:w="0" w:type="dxa"/>
-            <w:bottom w:w="0" w:type="dxa"/>
-          </w:tblCellMar>
-        </w:tblPrEx>
         <w:tc>
           <w:tcPr>
             <w:tcW w:w="2600" w:type="dxa"/>
@@ -4218,12 +4281,6 @@
         </w:tc>
       </w:tr>
       <w:tr>
-        <w:tblPrEx>
-          <w:tblCellMar>
-            <w:top w:w="0" w:type="dxa"/>
-            <w:bottom w:w="0" w:type="dxa"/>
-          </w:tblCellMar>
-        </w:tblPrEx>
         <w:tc>
           <w:tcPr>
             <w:tcW w:w="2600" w:type="dxa"/>
@@ -4316,12 +4373,6 @@
         </w:tc>
       </w:tr>
       <w:tr>
-        <w:tblPrEx>
-          <w:tblCellMar>
-            <w:top w:w="0" w:type="dxa"/>
-            <w:bottom w:w="0" w:type="dxa"/>
-          </w:tblCellMar>
-        </w:tblPrEx>
         <w:tc>
           <w:tcPr>
             <w:tcW w:w="2600" w:type="dxa"/>
@@ -4414,12 +4465,6 @@
         </w:tc>
       </w:tr>
       <w:tr>
-        <w:tblPrEx>
-          <w:tblCellMar>
-            <w:top w:w="0" w:type="dxa"/>
-            <w:bottom w:w="0" w:type="dxa"/>
-          </w:tblCellMar>
-        </w:tblPrEx>
         <w:tc>
           <w:tcPr>
             <w:tcW w:w="2600" w:type="dxa"/>
@@ -4521,7 +4566,6 @@
         <w:rPr>
           <w:noProof/>
         </w:rPr>
-        <w:lastRenderedPageBreak/>
         <w:drawing>
           <wp:inline distT="0" distB="0" distL="0" distR="0" wp14:anchorId="0BD51EF3" wp14:editId="0A1114C4">
             <wp:extent cx="4248150" cy="2409825"/>
@@ -4610,6 +4654,7 @@
         <w:rPr>
           <w:lang w:val="sv-SE"/>
         </w:rPr>
+        <w:lastRenderedPageBreak/>
         <w:t xml:space="preserve">Persoalan rute kendaraan telah dikaji sejak Dantzig </w:t>
       </w:r>
       <w:proofErr w:type="gramStart"/>
@@ -4638,7 +4683,19 @@
         <w:rPr>
           <w:lang w:val="sv-SE"/>
         </w:rPr>
-        <w:t xml:space="preserve"> memiliki metode baku yang terdokumentasi (Toth &amp; Vigo, 2014). Nilai inovasi RuteHijau tidak terletak pada kebaruan algoritma, melainkan pada penerapan optimasi rute berkapasitas untuk konteks pengangkutan sampah komunitas yang selama ini direncanakan tanpa alat, dalam bentuk yang tidak berbiaya lisensi </w:t>
+        <w:t xml:space="preserve"> memiliki metode baku yang terdokumentasi (Toth &amp; Vigo, 2014). Nilai inovasi RuteHijau tidak terletak pada kebaruan algoritma, melainkan pada penerapan </w:t>
+      </w:r>
+      <w:r>
+        <w:rPr>
+          <w:lang w:val="sv-SE"/>
+        </w:rPr>
+        <w:t>analisa</w:t>
+      </w:r>
+      <w:r>
+        <w:rPr>
+          <w:lang w:val="sv-SE"/>
+        </w:rPr>
+        <w:t xml:space="preserve"> rute berkapasitas untuk konteks pengangkutan sampah komunitas yang selama ini direncanakan tanpa alat, dalam bentuk yang tidak berbiaya lisensi </w:t>
       </w:r>
       <w:proofErr w:type="gramStart"/>
       <w:r>
@@ -4808,12 +4865,6 @@
         <w:gridCol w:w="4400"/>
       </w:tblGrid>
       <w:tr>
-        <w:tblPrEx>
-          <w:tblCellMar>
-            <w:top w:w="0" w:type="dxa"/>
-            <w:bottom w:w="0" w:type="dxa"/>
-          </w:tblCellMar>
-        </w:tblPrEx>
         <w:trPr>
           <w:tblHeader/>
         </w:trPr>
@@ -4885,12 +4936,6 @@
         </w:tc>
       </w:tr>
       <w:tr>
-        <w:tblPrEx>
-          <w:tblCellMar>
-            <w:top w:w="0" w:type="dxa"/>
-            <w:bottom w:w="0" w:type="dxa"/>
-          </w:tblCellMar>
-        </w:tblPrEx>
         <w:tc>
           <w:tcPr>
             <w:tcW w:w="3537" w:type="dxa"/>
@@ -4952,12 +4997,6 @@
         </w:tc>
       </w:tr>
       <w:tr>
-        <w:tblPrEx>
-          <w:tblCellMar>
-            <w:top w:w="0" w:type="dxa"/>
-            <w:bottom w:w="0" w:type="dxa"/>
-          </w:tblCellMar>
-        </w:tblPrEx>
         <w:tc>
           <w:tcPr>
             <w:tcW w:w="3537" w:type="dxa"/>
@@ -5019,12 +5058,6 @@
         </w:tc>
       </w:tr>
       <w:tr>
-        <w:tblPrEx>
-          <w:tblCellMar>
-            <w:top w:w="0" w:type="dxa"/>
-            <w:bottom w:w="0" w:type="dxa"/>
-          </w:tblCellMar>
-        </w:tblPrEx>
         <w:tc>
           <w:tcPr>
             <w:tcW w:w="3537" w:type="dxa"/>
@@ -5086,12 +5119,6 @@
         </w:tc>
       </w:tr>
       <w:tr>
-        <w:tblPrEx>
-          <w:tblCellMar>
-            <w:top w:w="0" w:type="dxa"/>
-            <w:bottom w:w="0" w:type="dxa"/>
-          </w:tblCellMar>
-        </w:tblPrEx>
         <w:tc>
           <w:tcPr>
             <w:tcW w:w="3537" w:type="dxa"/>
@@ -5153,12 +5180,6 @@
         </w:tc>
       </w:tr>
       <w:tr>
-        <w:tblPrEx>
-          <w:tblCellMar>
-            <w:top w:w="0" w:type="dxa"/>
-            <w:bottom w:w="0" w:type="dxa"/>
-          </w:tblCellMar>
-        </w:tblPrEx>
         <w:tc>
           <w:tcPr>
             <w:tcW w:w="3537" w:type="dxa"/>
@@ -5220,12 +5241,6 @@
         </w:tc>
       </w:tr>
       <w:tr>
-        <w:tblPrEx>
-          <w:tblCellMar>
-            <w:top w:w="0" w:type="dxa"/>
-            <w:bottom w:w="0" w:type="dxa"/>
-          </w:tblCellMar>
-        </w:tblPrEx>
         <w:tc>
           <w:tcPr>
             <w:tcW w:w="3537" w:type="dxa"/>
@@ -5250,7 +5265,6 @@
                 <w:sz w:val="22"/>
                 <w:szCs w:val="22"/>
               </w:rPr>
-              <w:lastRenderedPageBreak/>
               <w:t>Penyelesai</w:t>
             </w:r>
           </w:p>
@@ -5301,7 +5315,19 @@
         <w:rPr>
           <w:lang w:val="sv-SE"/>
         </w:rPr>
-        <w:t xml:space="preserve">Perbandingan visual pada Gambar 5 memperlihatkan perbedaan pola rute. Pada pola tanpa optimasi, lintasan antar armada saling bersilangan </w:t>
+        <w:t xml:space="preserve">Perbandingan visual pada Gambar 5 memperlihatkan perbedaan pola rute. Pada pola tanpa </w:t>
+      </w:r>
+      <w:r>
+        <w:rPr>
+          <w:lang w:val="sv-SE"/>
+        </w:rPr>
+        <w:t>analisa</w:t>
+      </w:r>
+      <w:r>
+        <w:rPr>
+          <w:lang w:val="sv-SE"/>
+        </w:rPr>
+        <w:t xml:space="preserve">, lintasan antar armada saling bersilangan </w:t>
       </w:r>
       <w:proofErr w:type="gramStart"/>
       <w:r>
@@ -5315,7 +5341,19 @@
         <w:rPr>
           <w:lang w:val="sv-SE"/>
         </w:rPr>
-        <w:t xml:space="preserve"> memanjang. Setelah optimasi, setiap armada melayani zona yang berdekatan sehingga lintasan menjadi lebih ringkas. Perbedaan ini berdampak langsung pada total jarak tempuh yang dibahas pada Bab III.</w:t>
+        <w:t xml:space="preserve"> memanjang. Setelah </w:t>
+      </w:r>
+      <w:r>
+        <w:rPr>
+          <w:lang w:val="sv-SE"/>
+        </w:rPr>
+        <w:t>analisa</w:t>
+      </w:r>
+      <w:r>
+        <w:rPr>
+          <w:lang w:val="sv-SE"/>
+        </w:rPr>
+        <w:t>, setiap armada melayani zona yang berdekatan sehingga lintasan menjadi lebih ringkas. Perbedaan ini berdampak langsung pada total jarak tempuh yang dibahas pada Bab III.</w:t>
       </w:r>
     </w:p>
     <w:p>
@@ -5327,6 +5365,7 @@
         <w:rPr>
           <w:noProof/>
         </w:rPr>
+        <w:lastRenderedPageBreak/>
         <w:drawing>
           <wp:inline distT="0" distB="0" distL="0" distR="0" wp14:anchorId="4C56576D" wp14:editId="2764E197">
             <wp:extent cx="5038725" cy="2590800"/>
@@ -5399,25 +5438,49 @@
           <w:szCs w:val="18"/>
           <w:lang w:val="sv-SE"/>
         </w:rPr>
-        <w:t xml:space="preserve"> pola rute tanpa optimasi </w:t>
-      </w:r>
-      <w:proofErr w:type="gramStart"/>
+        <w:t xml:space="preserve"> pola rute tanpa </w:t>
+      </w:r>
       <w:r>
         <w:rPr>
           <w:sz w:val="18"/>
           <w:szCs w:val="18"/>
           <w:lang w:val="sv-SE"/>
         </w:rPr>
-        <w:t>dan</w:t>
-      </w:r>
-      <w:proofErr w:type="gramEnd"/>
+        <w:t>analisa</w:t>
+      </w:r>
       <w:r>
         <w:rPr>
           <w:sz w:val="18"/>
           <w:szCs w:val="18"/>
           <w:lang w:val="sv-SE"/>
         </w:rPr>
-        <w:t xml:space="preserve"> hasil optimasi</w:t>
+        <w:t xml:space="preserve"> </w:t>
+      </w:r>
+      <w:proofErr w:type="gramStart"/>
+      <w:r>
+        <w:rPr>
+          <w:sz w:val="18"/>
+          <w:szCs w:val="18"/>
+          <w:lang w:val="sv-SE"/>
+        </w:rPr>
+        <w:t>dan</w:t>
+      </w:r>
+      <w:proofErr w:type="gramEnd"/>
+      <w:r>
+        <w:rPr>
+          <w:sz w:val="18"/>
+          <w:szCs w:val="18"/>
+          <w:lang w:val="sv-SE"/>
+        </w:rPr>
+        <w:t xml:space="preserve"> hasil </w:t>
+      </w:r>
+      <w:r>
+        <w:rPr>
+          <w:sz w:val="18"/>
+          <w:szCs w:val="18"/>
+          <w:lang w:val="sv-SE"/>
+        </w:rPr>
+        <w:t>analisa</w:t>
       </w:r>
     </w:p>
     <w:p>
@@ -5468,15 +5531,24 @@
       <w:pPr>
         <w:spacing w:before="120" w:after="40"/>
         <w:jc w:val="center"/>
-      </w:pPr>
-      <w:r>
         <w:rPr>
           <w:noProof/>
         </w:rPr>
+      </w:pPr>
+    </w:p>
+    <w:p>
+      <w:pPr>
+        <w:spacing w:before="120" w:after="40"/>
+        <w:jc w:val="center"/>
+      </w:pPr>
+      <w:r>
+        <w:rPr>
+          <w:noProof/>
+        </w:rPr>
         <w:drawing>
-          <wp:inline distT="0" distB="0" distL="0" distR="0" wp14:anchorId="642F3465" wp14:editId="01F9FF08">
-            <wp:extent cx="4752975" cy="2667000"/>
-            <wp:effectExtent l="0" t="0" r="0" b="0"/>
+          <wp:inline distT="0" distB="0" distL="0" distR="0" wp14:anchorId="642F3465" wp14:editId="6B214456">
+            <wp:extent cx="4752975" cy="2228850"/>
+            <wp:effectExtent l="0" t="0" r="9525" b="0"/>
             <wp:docPr id="116827834" name="g6" descr="Tampilan antarmuka RuteHijau" title="Tampilan antarmuka RuteHijau"/>
             <wp:cNvGraphicFramePr>
               <a:graphicFrameLocks xmlns:a="http://schemas.openxmlformats.org/drawingml/2006/main" noChangeAspect="1"/>
@@ -5490,9 +5562,9 @@
                       <a:picLocks noChangeAspect="1" noChangeArrowheads="1"/>
                     </pic:cNvPicPr>
                   </pic:nvPicPr>
-                  <pic:blipFill>
+                  <pic:blipFill rotWithShape="1">
                     <a:blip r:embed="rId13"/>
-                    <a:srcRect/>
+                    <a:srcRect t="16428"/>
                     <a:stretch>
                       <a:fillRect/>
                     </a:stretch>
@@ -5500,11 +5572,19 @@
                   <pic:spPr bwMode="auto">
                     <a:xfrm>
                       <a:off x="0" y="0"/>
-                      <a:ext cx="4752975" cy="2667000"/>
+                      <a:ext cx="4752975" cy="2228850"/>
                     </a:xfrm>
                     <a:prstGeom prst="rect">
                       <a:avLst/>
                     </a:prstGeom>
+                    <a:ln>
+                      <a:noFill/>
+                    </a:ln>
+                    <a:extLst>
+                      <a:ext uri="{53640926-AAD7-44D8-BBD7-CCE9431645EC}">
+                        <a14:shadowObscured xmlns:a14="http://schemas.microsoft.com/office/drawing/2010/main"/>
+                      </a:ext>
+                    </a:extLst>
                   </pic:spPr>
                 </pic:pic>
               </a:graphicData>
@@ -5527,7 +5607,6 @@
           <w:szCs w:val="18"/>
           <w:lang w:val="sv-SE"/>
         </w:rPr>
-        <w:lastRenderedPageBreak/>
         <w:t xml:space="preserve">Gambar </w:t>
       </w:r>
       <w:proofErr w:type="gramStart"/>
@@ -5616,7 +5695,14 @@
         <w:rPr>
           <w:lang w:val="sv-SE"/>
         </w:rPr>
-        <w:t xml:space="preserve"> tanpa zona. Perangkat lunak logistik komersial menyelesaikan CVRP namun berbiaya tinggi </w:t>
+        <w:t xml:space="preserve"> tanpa zona. Perangkat lunak logistik komersial menyelesaikan CVRP namun </w:t>
+      </w:r>
+      <w:r>
+        <w:rPr>
+          <w:lang w:val="sv-SE"/>
+        </w:rPr>
+        <w:lastRenderedPageBreak/>
+        <w:t xml:space="preserve">berbiaya tinggi </w:t>
       </w:r>
       <w:proofErr w:type="gramStart"/>
       <w:r>
@@ -5644,7 +5730,19 @@
         <w:rPr>
           <w:lang w:val="sv-SE"/>
         </w:rPr>
-        <w:t xml:space="preserve"> dapat diaudit secara konsisten. Koordinasi pesan instan tidak menyediakan optimasi maupun pelacakan terstruktur.</w:t>
+        <w:t xml:space="preserve"> dapat diaudit secara konsisten. Koordinasi pesan instan tidak menyediakan </w:t>
+      </w:r>
+      <w:r>
+        <w:rPr>
+          <w:lang w:val="sv-SE"/>
+        </w:rPr>
+        <w:t>analisa</w:t>
+      </w:r>
+      <w:r>
+        <w:rPr>
+          <w:lang w:val="sv-SE"/>
+        </w:rPr>
+        <w:t xml:space="preserve"> maupun pelacakan terstruktur.</w:t>
       </w:r>
     </w:p>
     <w:p>
@@ -5707,12 +5805,6 @@
         <w:gridCol w:w="1500"/>
       </w:tblGrid>
       <w:tr>
-        <w:tblPrEx>
-          <w:tblCellMar>
-            <w:top w:w="0" w:type="dxa"/>
-            <w:bottom w:w="0" w:type="dxa"/>
-          </w:tblCellMar>
-        </w:tblPrEx>
         <w:trPr>
           <w:tblHeader/>
         </w:trPr>
@@ -5883,12 +5975,6 @@
         </w:tc>
       </w:tr>
       <w:tr>
-        <w:tblPrEx>
-          <w:tblCellMar>
-            <w:top w:w="0" w:type="dxa"/>
-            <w:bottom w:w="0" w:type="dxa"/>
-          </w:tblCellMar>
-        </w:tblPrEx>
         <w:tc>
           <w:tcPr>
             <w:tcW w:w="2237" w:type="dxa"/>
@@ -5919,7 +6005,15 @@
                 <w:szCs w:val="18"/>
                 <w:lang w:val="sv-SE"/>
               </w:rPr>
-              <w:t>Optimasi banyak titik dengan batas kapasitas</w:t>
+              <w:t>Analisa</w:t>
+            </w:r>
+            <w:r>
+              <w:rPr>
+                <w:sz w:val="18"/>
+                <w:szCs w:val="18"/>
+                <w:lang w:val="sv-SE"/>
+              </w:rPr>
+              <w:t xml:space="preserve"> banyak titik dengan batas kapasitas</w:t>
             </w:r>
           </w:p>
         </w:tc>
@@ -6049,12 +6143,6 @@
         </w:tc>
       </w:tr>
       <w:tr>
-        <w:tblPrEx>
-          <w:tblCellMar>
-            <w:top w:w="0" w:type="dxa"/>
-            <w:bottom w:w="0" w:type="dxa"/>
-          </w:tblCellMar>
-        </w:tblPrEx>
         <w:tc>
           <w:tcPr>
             <w:tcW w:w="2237" w:type="dxa"/>
@@ -6209,12 +6297,6 @@
         </w:tc>
       </w:tr>
       <w:tr>
-        <w:tblPrEx>
-          <w:tblCellMar>
-            <w:top w:w="0" w:type="dxa"/>
-            <w:bottom w:w="0" w:type="dxa"/>
-          </w:tblCellMar>
-        </w:tblPrEx>
         <w:tc>
           <w:tcPr>
             <w:tcW w:w="2237" w:type="dxa"/>
@@ -6369,12 +6451,6 @@
         </w:tc>
       </w:tr>
       <w:tr>
-        <w:tblPrEx>
-          <w:tblCellMar>
-            <w:top w:w="0" w:type="dxa"/>
-            <w:bottom w:w="0" w:type="dxa"/>
-          </w:tblCellMar>
-        </w:tblPrEx>
         <w:tc>
           <w:tcPr>
             <w:tcW w:w="2237" w:type="dxa"/>
@@ -6534,18 +6610,43 @@
         <w:spacing w:line="360" w:lineRule="auto"/>
         <w:ind w:firstLine="720"/>
         <w:jc w:val="both"/>
-        <w:rPr>
-          <w:lang w:val="sv-SE"/>
-        </w:rPr>
-      </w:pPr>
-      <w:r>
-        <w:t xml:space="preserve">Komparasi tersebut menunjukkan bahwa kebutuhan optimasi rute berkapasitas yang terjangkau dan sesuai konteks komunitas belum terpenuhi oleh pendekatan yang ada. </w:t>
-      </w:r>
-      <w:r>
-        <w:rPr>
-          <w:lang w:val="sv-SE"/>
-        </w:rPr>
-        <w:t xml:space="preserve">RuteHijau mengisi celah tersebut sebagai alat optimasi yang tidak berbiaya lisensi </w:t>
+      </w:pPr>
+    </w:p>
+    <w:p>
+      <w:pPr>
+        <w:spacing w:line="360" w:lineRule="auto"/>
+        <w:ind w:firstLine="720"/>
+        <w:jc w:val="both"/>
+        <w:rPr>
+          <w:lang w:val="sv-SE"/>
+        </w:rPr>
+      </w:pPr>
+      <w:r>
+        <w:t xml:space="preserve">Komparasi tersebut menunjukkan bahwa kebutuhan </w:t>
+      </w:r>
+      <w:r>
+        <w:t>analisa</w:t>
+      </w:r>
+      <w:r>
+        <w:t xml:space="preserve"> rute berkapasitas yang terjangkau dan sesuai konteks komunitas belum terpenuhi oleh pendekatan yang ada. </w:t>
+      </w:r>
+      <w:r>
+        <w:rPr>
+          <w:lang w:val="sv-SE"/>
+        </w:rPr>
+        <w:t xml:space="preserve">RuteHijau mengisi celah tersebut sebagai alat </w:t>
+      </w:r>
+      <w:r>
+        <w:rPr>
+          <w:lang w:val="sv-SE"/>
+        </w:rPr>
+        <w:t>analisa</w:t>
+      </w:r>
+      <w:r>
+        <w:rPr>
+          <w:lang w:val="sv-SE"/>
+        </w:rPr>
+        <w:t xml:space="preserve"> yang tidak berbiaya lisensi </w:t>
       </w:r>
       <w:proofErr w:type="gramStart"/>
       <w:r>
@@ -6661,7 +6762,31 @@
         <w:rPr>
           <w:lang w:val="sv-SE"/>
         </w:rPr>
-        <w:t xml:space="preserve"> Gambar 7. Pola tanpa perencanaan menghasilkan total jarak 80,68 kilometer per siklus, pola heuristik terdekat menghasilkan 62,99 kilometer, sedangkan rute hasil optimasi RuteHijau menghasilkan 51,03 kilometer. Dengan demikian, optimasi menurunkan jarak tempuh sebesar 19,0 persen dibandingkan heuristik terdekat </w:t>
+        <w:t xml:space="preserve"> Gambar 7. Pola tanpa perencanaan menghasilkan total jarak 80,68 kilometer per siklus, pola heuristik terdekat menghasilkan 62,99 kilometer, sedangkan rute hasil </w:t>
+      </w:r>
+      <w:r>
+        <w:rPr>
+          <w:lang w:val="sv-SE"/>
+        </w:rPr>
+        <w:t>analisa</w:t>
+      </w:r>
+      <w:r>
+        <w:rPr>
+          <w:lang w:val="sv-SE"/>
+        </w:rPr>
+        <w:t xml:space="preserve"> RuteHijau menghasilkan 51,03 kilometer. Dengan demikian, </w:t>
+      </w:r>
+      <w:r>
+        <w:rPr>
+          <w:lang w:val="sv-SE"/>
+        </w:rPr>
+        <w:t>analisa</w:t>
+      </w:r>
+      <w:r>
+        <w:rPr>
+          <w:lang w:val="sv-SE"/>
+        </w:rPr>
+        <w:t xml:space="preserve"> menurunkan jarak tempuh sebesar 19,0 persen dibandingkan heuristik terdekat </w:t>
       </w:r>
       <w:proofErr w:type="gramStart"/>
       <w:r>
@@ -6745,12 +6870,6 @@
         <w:gridCol w:w="2400"/>
       </w:tblGrid>
       <w:tr>
-        <w:tblPrEx>
-          <w:tblCellMar>
-            <w:top w:w="0" w:type="dxa"/>
-            <w:bottom w:w="0" w:type="dxa"/>
-          </w:tblCellMar>
-        </w:tblPrEx>
         <w:trPr>
           <w:tblHeader/>
         </w:trPr>
@@ -6888,12 +7007,6 @@
         </w:tc>
       </w:tr>
       <w:tr>
-        <w:tblPrEx>
-          <w:tblCellMar>
-            <w:top w:w="0" w:type="dxa"/>
-            <w:bottom w:w="0" w:type="dxa"/>
-          </w:tblCellMar>
-        </w:tblPrEx>
         <w:tc>
           <w:tcPr>
             <w:tcW w:w="3137" w:type="dxa"/>
@@ -7017,12 +7130,6 @@
         </w:tc>
       </w:tr>
       <w:tr>
-        <w:tblPrEx>
-          <w:tblCellMar>
-            <w:top w:w="0" w:type="dxa"/>
-            <w:bottom w:w="0" w:type="dxa"/>
-          </w:tblCellMar>
-        </w:tblPrEx>
         <w:tc>
           <w:tcPr>
             <w:tcW w:w="3137" w:type="dxa"/>
@@ -7146,12 +7253,6 @@
         </w:tc>
       </w:tr>
       <w:tr>
-        <w:tblPrEx>
-          <w:tblCellMar>
-            <w:top w:w="0" w:type="dxa"/>
-            <w:bottom w:w="0" w:type="dxa"/>
-          </w:tblCellMar>
-        </w:tblPrEx>
         <w:tc>
           <w:tcPr>
             <w:tcW w:w="3137" w:type="dxa"/>
@@ -7176,7 +7277,21 @@
                 <w:sz w:val="20"/>
                 <w:szCs w:val="20"/>
               </w:rPr>
-              <w:t>RuteHijau (optimasi CVRP)</w:t>
+              <w:t>RuteHijau (</w:t>
+            </w:r>
+            <w:r>
+              <w:rPr>
+                <w:sz w:val="20"/>
+                <w:szCs w:val="20"/>
+              </w:rPr>
+              <w:t>analisa</w:t>
+            </w:r>
+            <w:r>
+              <w:rPr>
+                <w:sz w:val="20"/>
+                <w:szCs w:val="20"/>
+              </w:rPr>
+              <w:t xml:space="preserve"> CVRP)</w:t>
             </w:r>
           </w:p>
         </w:tc>
@@ -7592,12 +7707,6 @@
         <w:gridCol w:w="2400"/>
       </w:tblGrid>
       <w:tr>
-        <w:tblPrEx>
-          <w:tblCellMar>
-            <w:top w:w="0" w:type="dxa"/>
-            <w:bottom w:w="0" w:type="dxa"/>
-          </w:tblCellMar>
-        </w:tblPrEx>
         <w:trPr>
           <w:tblHeader/>
         </w:trPr>
@@ -7702,12 +7811,6 @@
         </w:tc>
       </w:tr>
       <w:tr>
-        <w:tblPrEx>
-          <w:tblCellMar>
-            <w:top w:w="0" w:type="dxa"/>
-            <w:bottom w:w="0" w:type="dxa"/>
-          </w:tblCellMar>
-        </w:tblPrEx>
         <w:tc>
           <w:tcPr>
             <w:tcW w:w="3137" w:type="dxa"/>
@@ -7800,12 +7903,6 @@
         </w:tc>
       </w:tr>
       <w:tr>
-        <w:tblPrEx>
-          <w:tblCellMar>
-            <w:top w:w="0" w:type="dxa"/>
-            <w:bottom w:w="0" w:type="dxa"/>
-          </w:tblCellMar>
-        </w:tblPrEx>
         <w:tc>
           <w:tcPr>
             <w:tcW w:w="3137" w:type="dxa"/>
@@ -7904,12 +8001,6 @@
         </w:tc>
       </w:tr>
       <w:tr>
-        <w:tblPrEx>
-          <w:tblCellMar>
-            <w:top w:w="0" w:type="dxa"/>
-            <w:bottom w:w="0" w:type="dxa"/>
-          </w:tblCellMar>
-        </w:tblPrEx>
         <w:tc>
           <w:tcPr>
             <w:tcW w:w="3137" w:type="dxa"/>
@@ -8308,12 +8399,6 @@
         <w:gridCol w:w="6237"/>
       </w:tblGrid>
       <w:tr>
-        <w:tblPrEx>
-          <w:tblCellMar>
-            <w:top w:w="0" w:type="dxa"/>
-            <w:bottom w:w="0" w:type="dxa"/>
-          </w:tblCellMar>
-        </w:tblPrEx>
         <w:trPr>
           <w:tblHeader/>
         </w:trPr>
@@ -8385,12 +8470,6 @@
         </w:tc>
       </w:tr>
       <w:tr>
-        <w:tblPrEx>
-          <w:tblCellMar>
-            <w:top w:w="0" w:type="dxa"/>
-            <w:bottom w:w="0" w:type="dxa"/>
-          </w:tblCellMar>
-        </w:tblPrEx>
         <w:tc>
           <w:tcPr>
             <w:tcW w:w="1700" w:type="dxa"/>
@@ -8474,12 +8553,6 @@
         </w:tc>
       </w:tr>
       <w:tr>
-        <w:tblPrEx>
-          <w:tblCellMar>
-            <w:top w:w="0" w:type="dxa"/>
-            <w:bottom w:w="0" w:type="dxa"/>
-          </w:tblCellMar>
-        </w:tblPrEx>
         <w:tc>
           <w:tcPr>
             <w:tcW w:w="1700" w:type="dxa"/>
@@ -8581,12 +8654,6 @@
         </w:tc>
       </w:tr>
       <w:tr>
-        <w:tblPrEx>
-          <w:tblCellMar>
-            <w:top w:w="0" w:type="dxa"/>
-            <w:bottom w:w="0" w:type="dxa"/>
-          </w:tblCellMar>
-        </w:tblPrEx>
         <w:tc>
           <w:tcPr>
             <w:tcW w:w="1700" w:type="dxa"/>
@@ -8868,12 +8935,6 @@
         <w:gridCol w:w="2100"/>
       </w:tblGrid>
       <w:tr>
-        <w:tblPrEx>
-          <w:tblCellMar>
-            <w:top w:w="0" w:type="dxa"/>
-            <w:bottom w:w="0" w:type="dxa"/>
-          </w:tblCellMar>
-        </w:tblPrEx>
         <w:trPr>
           <w:tblHeader/>
         </w:trPr>
@@ -8978,12 +9039,6 @@
         </w:tc>
       </w:tr>
       <w:tr>
-        <w:tblPrEx>
-          <w:tblCellMar>
-            <w:top w:w="0" w:type="dxa"/>
-            <w:bottom w:w="0" w:type="dxa"/>
-          </w:tblCellMar>
-        </w:tblPrEx>
         <w:tc>
           <w:tcPr>
             <w:tcW w:w="2300" w:type="dxa"/>
@@ -9076,12 +9131,6 @@
         </w:tc>
       </w:tr>
       <w:tr>
-        <w:tblPrEx>
-          <w:tblCellMar>
-            <w:top w:w="0" w:type="dxa"/>
-            <w:bottom w:w="0" w:type="dxa"/>
-          </w:tblCellMar>
-        </w:tblPrEx>
         <w:tc>
           <w:tcPr>
             <w:tcW w:w="2300" w:type="dxa"/>
@@ -9196,12 +9245,6 @@
         </w:tc>
       </w:tr>
       <w:tr>
-        <w:tblPrEx>
-          <w:tblCellMar>
-            <w:top w:w="0" w:type="dxa"/>
-            <w:bottom w:w="0" w:type="dxa"/>
-          </w:tblCellMar>
-        </w:tblPrEx>
         <w:tc>
           <w:tcPr>
             <w:tcW w:w="2300" w:type="dxa"/>
@@ -9288,18 +9331,26 @@
                 <w:sz w:val="22"/>
                 <w:szCs w:val="22"/>
               </w:rPr>
-              <w:t>Mesin optimasi rute</w:t>
+              <w:t xml:space="preserve">Mesin </w:t>
+            </w:r>
+            <w:r>
+              <w:rPr>
+                <w:sz w:val="22"/>
+                <w:szCs w:val="22"/>
+              </w:rPr>
+              <w:t>analisa</w:t>
+            </w:r>
+            <w:r>
+              <w:rPr>
+                <w:sz w:val="22"/>
+                <w:szCs w:val="22"/>
+              </w:rPr>
+              <w:t xml:space="preserve"> rute</w:t>
             </w:r>
           </w:p>
         </w:tc>
       </w:tr>
       <w:tr>
-        <w:tblPrEx>
-          <w:tblCellMar>
-            <w:top w:w="0" w:type="dxa"/>
-            <w:bottom w:w="0" w:type="dxa"/>
-          </w:tblCellMar>
-        </w:tblPrEx>
         <w:tc>
           <w:tcPr>
             <w:tcW w:w="2300" w:type="dxa"/>
@@ -9393,12 +9444,6 @@
         </w:tc>
       </w:tr>
       <w:tr>
-        <w:tblPrEx>
-          <w:tblCellMar>
-            <w:top w:w="0" w:type="dxa"/>
-            <w:bottom w:w="0" w:type="dxa"/>
-          </w:tblCellMar>
-        </w:tblPrEx>
         <w:tc>
           <w:tcPr>
             <w:tcW w:w="2300" w:type="dxa"/>
@@ -9495,12 +9540,6 @@
         </w:tc>
       </w:tr>
       <w:tr>
-        <w:tblPrEx>
-          <w:tblCellMar>
-            <w:top w:w="0" w:type="dxa"/>
-            <w:bottom w:w="0" w:type="dxa"/>
-          </w:tblCellMar>
-        </w:tblPrEx>
         <w:tc>
           <w:tcPr>
             <w:tcW w:w="2300" w:type="dxa"/>
@@ -9867,7 +9906,6 @@
     </w:p>
     <w:sectPr>
       <w:footerReference w:type="default" r:id="rId17"/>
-      <w:footerReference w:type="first" r:id="rId18"/>
       <w:pgSz w:w="11906" w:h="16838"/>
       <w:pgMar w:top="1701" w:right="1701" w:bottom="1701" w:left="2268" w:header="708" w:footer="708" w:gutter="0"/>
       <w:cols w:space="720"/>
@@ -9901,7 +9939,7 @@
 <w:ftr xmlns:wpc="http://schemas.microsoft.com/office/word/2010/wordprocessingCanvas" xmlns:cx="http://schemas.microsoft.com/office/drawing/2014/chartex" xmlns:cx1="http://schemas.microsoft.com/office/drawing/2015/9/8/chartex" xmlns:cx2="http://schemas.microsoft.com/office/drawing/2015/10/21/chartex" xmlns:cx3="http://schemas.microsoft.com/office/drawing/2016/5/9/chartex" xmlns:cx4="http://schemas.microsoft.com/office/drawing/2016/5/10/chartex" xmlns:cx5="http://schemas.microsoft.com/office/drawing/2016/5/11/chartex" xmlns:cx6="http://schemas.microsoft.com/office/drawing/2016/5/12/chartex" xmlns:cx7="http://schemas.microsoft.com/office/drawing/2016/5/13/chartex" xmlns:cx8="http://schemas.microsoft.com/office/drawing/2016/5/14/chartex" xmlns:mc="http://schemas.openxmlformats.org/markup-compatibility/2006" xmlns:aink="http://schemas.microsoft.com/office/drawing/2016/ink" xmlns:am3d="http://schemas.microsoft.com/office/drawing/2017/model3d" xmlns:o="urn:schemas-microsoft-com:office:office" xmlns:oel="http://schemas.microsoft.com/office/2019/extlst" xmlns:r="http://schemas.openxmlformats.org/officeDocument/2006/relationships" xmlns:m="http://schemas.openxmlformats.org/officeDocument/2006/math" xmlns:v="urn:schemas-microsoft-com:vml" xmlns:wp14="http://schemas.microsoft.com/office/word/2010/wordprocessingDrawing" xmlns:wp="http://schemas.openxmlformats.org/drawingml/2006/wordprocessingDrawing" xmlns:w10="urn:schemas-microsoft-com:office:word" xmlns:w="http://schemas.openxmlformats.org/wordprocessingml/2006/main" xmlns:w14="http://schemas.microsoft.com/office/word/2010/wordml" xmlns:w15="http://schemas.microsoft.com/office/word/2012/wordml" xmlns:w16cex="http://schemas.microsoft.com/office/word/2018/wordml/cex" xmlns:w16cid="http://schemas.microsoft.com/office/word/2016/wordml/cid" xmlns:w16="http://schemas.microsoft.com/office/word/2018/wordml" xmlns:w16du="http://schemas.microsoft.com/office/word/2023/wordml/word16du" xmlns:w16sdtdh="http://schemas.microsoft.com/office/word/2020/wordml/sdtdatahash" xmlns:w16sdtfl="http://schemas.microsoft.com/office/word/2024/wordml/sdtformatlock" xmlns:w16se="http://schemas.microsoft.com/office/word/2015/wordml/symex" xmlns:wpg="http://schemas.microsoft.com/office/word/2010/wordprocessingGroup" xmlns:wpi="http://schemas.microsoft.com/office/word/2010/wordprocessingInk" xmlns:wne="http://schemas.microsoft.com/office/word/2006/wordml" xmlns:wps="http://schemas.microsoft.com/office/word/2010/wordprocessingShape" mc:Ignorable="w14 w15 w16se w16cid w16 w16cex w16sdtdh w16sdtfl w16du wp14">
   <w:p>
     <w:pPr>
-      <w:jc w:val="center"/>
+      <w:jc w:val="right"/>
     </w:pPr>
     <w:r>
       <w:fldChar w:fldCharType="begin"/>
@@ -9922,12 +9960,6 @@
       <w:fldChar w:fldCharType="end"/>
     </w:r>
   </w:p>
-</w:ftr>
-</file>
-
-<file path=word/footer2.xml><?xml version="1.0" encoding="utf-8"?>
-<w:ftr xmlns:wpc="http://schemas.microsoft.com/office/word/2010/wordprocessingCanvas" xmlns:cx="http://schemas.microsoft.com/office/drawing/2014/chartex" xmlns:cx1="http://schemas.microsoft.com/office/drawing/2015/9/8/chartex" xmlns:cx2="http://schemas.microsoft.com/office/drawing/2015/10/21/chartex" xmlns:cx3="http://schemas.microsoft.com/office/drawing/2016/5/9/chartex" xmlns:cx4="http://schemas.microsoft.com/office/drawing/2016/5/10/chartex" xmlns:cx5="http://schemas.microsoft.com/office/drawing/2016/5/11/chartex" xmlns:cx6="http://schemas.microsoft.com/office/drawing/2016/5/12/chartex" xmlns:cx7="http://schemas.microsoft.com/office/drawing/2016/5/13/chartex" xmlns:cx8="http://schemas.microsoft.com/office/drawing/2016/5/14/chartex" xmlns:mc="http://schemas.openxmlformats.org/markup-compatibility/2006" xmlns:aink="http://schemas.microsoft.com/office/drawing/2016/ink" xmlns:am3d="http://schemas.microsoft.com/office/drawing/2017/model3d" xmlns:o="urn:schemas-microsoft-com:office:office" xmlns:oel="http://schemas.microsoft.com/office/2019/extlst" xmlns:r="http://schemas.openxmlformats.org/officeDocument/2006/relationships" xmlns:m="http://schemas.openxmlformats.org/officeDocument/2006/math" xmlns:v="urn:schemas-microsoft-com:vml" xmlns:wp14="http://schemas.microsoft.com/office/word/2010/wordprocessingDrawing" xmlns:wp="http://schemas.openxmlformats.org/drawingml/2006/wordprocessingDrawing" xmlns:w10="urn:schemas-microsoft-com:office:word" xmlns:w="http://schemas.openxmlformats.org/wordprocessingml/2006/main" xmlns:w14="http://schemas.microsoft.com/office/word/2010/wordml" xmlns:w15="http://schemas.microsoft.com/office/word/2012/wordml" xmlns:w16cex="http://schemas.microsoft.com/office/word/2018/wordml/cex" xmlns:w16cid="http://schemas.microsoft.com/office/word/2016/wordml/cid" xmlns:w16="http://schemas.microsoft.com/office/word/2018/wordml" xmlns:w16du="http://schemas.microsoft.com/office/word/2023/wordml/word16du" xmlns:w16sdtdh="http://schemas.microsoft.com/office/word/2020/wordml/sdtdatahash" xmlns:w16sdtfl="http://schemas.microsoft.com/office/word/2024/wordml/sdtformatlock" xmlns:w16se="http://schemas.microsoft.com/office/word/2015/wordml/symex" xmlns:wpg="http://schemas.microsoft.com/office/word/2010/wordprocessingGroup" xmlns:wpi="http://schemas.microsoft.com/office/word/2010/wordprocessingInk" xmlns:wne="http://schemas.microsoft.com/office/word/2006/wordml" xmlns:wps="http://schemas.microsoft.com/office/word/2010/wordprocessingShape" mc:Ignorable="w14 w15 w16se w16cid w16 w16cex w16sdtdh w16sdtfl w16du wp14">
-  <w:p/>
 </w:ftr>
 </file>
 
@@ -10764,6 +10796,48 @@
       <w:szCs w:val="20"/>
     </w:rPr>
   </w:style>
+  <w:style w:type="paragraph" w:styleId="Header">
+    <w:name w:val="header"/>
+    <w:basedOn w:val="Normal"/>
+    <w:link w:val="HeaderChar"/>
+    <w:uiPriority w:val="99"/>
+    <w:unhideWhenUsed/>
+    <w:rsid w:val="00B50D3A"/>
+    <w:pPr>
+      <w:tabs>
+        <w:tab w:val="center" w:pos="4680"/>
+        <w:tab w:val="right" w:pos="9360"/>
+      </w:tabs>
+    </w:pPr>
+  </w:style>
+  <w:style w:type="character" w:customStyle="1" w:styleId="HeaderChar">
+    <w:name w:val="Header Char"/>
+    <w:basedOn w:val="DefaultParagraphFont"/>
+    <w:link w:val="Header"/>
+    <w:uiPriority w:val="99"/>
+    <w:rsid w:val="00B50D3A"/>
+  </w:style>
+  <w:style w:type="paragraph" w:styleId="Footer">
+    <w:name w:val="footer"/>
+    <w:basedOn w:val="Normal"/>
+    <w:link w:val="FooterChar"/>
+    <w:uiPriority w:val="99"/>
+    <w:unhideWhenUsed/>
+    <w:rsid w:val="00B50D3A"/>
+    <w:pPr>
+      <w:tabs>
+        <w:tab w:val="center" w:pos="4680"/>
+        <w:tab w:val="right" w:pos="9360"/>
+      </w:tabs>
+    </w:pPr>
+  </w:style>
+  <w:style w:type="character" w:customStyle="1" w:styleId="FooterChar">
+    <w:name w:val="Footer Char"/>
+    <w:basedOn w:val="DefaultParagraphFont"/>
+    <w:link w:val="Footer"/>
+    <w:uiPriority w:val="99"/>
+    <w:rsid w:val="00B50D3A"/>
+  </w:style>
 </w:styles>
 </file>
 

--- a/proposal/proposal.docx
+++ b/proposal/proposal.docx
@@ -7394,16 +7394,28 @@
       <w:pPr>
         <w:spacing w:before="120" w:after="40"/>
         <w:jc w:val="center"/>
+        <w:rPr>
+          <w:b/>
+          <w:bCs/>
+        </w:rPr>
       </w:pPr>
       <w:r>
         <w:rPr>
           <w:noProof/>
         </w:rPr>
         <w:drawing>
-          <wp:inline distT="0" distB="0" distL="0" distR="0" wp14:anchorId="6EB97E71" wp14:editId="5D349928">
-            <wp:extent cx="4752975" cy="2171700"/>
-            <wp:effectExtent l="0" t="0" r="0" b="0"/>
-            <wp:docPr id="2068883637" name="g7" descr="Total jarak per siklus pengangkutan pada skenario simulasi" title="Total jarak per siklus pengangkutan pada skenario simulasi"/>
+          <wp:anchor distT="0" distB="0" distL="114300" distR="114300" simplePos="0" relativeHeight="251659264" behindDoc="0" locked="0" layoutInCell="1" allowOverlap="1" wp14:anchorId="0015DA02" wp14:editId="2F6A337E">
+            <wp:simplePos x="0" y="0"/>
+            <wp:positionH relativeFrom="column">
+              <wp:posOffset>-994</wp:posOffset>
+            </wp:positionH>
+            <wp:positionV relativeFrom="paragraph">
+              <wp:posOffset>73743</wp:posOffset>
+            </wp:positionV>
+            <wp:extent cx="5039995" cy="3042920"/>
+            <wp:effectExtent l="0" t="0" r="8255" b="5080"/>
+            <wp:wrapTopAndBottom/>
+            <wp:docPr id="250204387" name="Picture 2"/>
             <wp:cNvGraphicFramePr>
               <a:graphicFrameLocks xmlns:a="http://schemas.openxmlformats.org/drawingml/2006/main" noChangeAspect="1"/>
             </wp:cNvGraphicFramePr>
@@ -7411,13 +7423,19 @@
               <a:graphicData uri="http://schemas.openxmlformats.org/drawingml/2006/picture">
                 <pic:pic xmlns:pic="http://schemas.openxmlformats.org/drawingml/2006/picture">
                   <pic:nvPicPr>
-                    <pic:cNvPr id="0" name=""/>
+                    <pic:cNvPr id="0" name="Picture 3"/>
                     <pic:cNvPicPr>
                       <a:picLocks noChangeAspect="1" noChangeArrowheads="1"/>
                     </pic:cNvPicPr>
                   </pic:nvPicPr>
                   <pic:blipFill>
-                    <a:blip r:embed="rId14"/>
+                    <a:blip r:embed="rId14" cstate="print">
+                      <a:extLst>
+                        <a:ext uri="{28A0092B-C50C-407E-A947-70E740481C1C}">
+                          <a14:useLocalDpi xmlns:a14="http://schemas.microsoft.com/office/drawing/2010/main" val="0"/>
+                        </a:ext>
+                      </a:extLst>
+                    </a:blip>
                     <a:srcRect/>
                     <a:stretch>
                       <a:fillRect/>
@@ -7426,16 +7444,20 @@
                   <pic:spPr bwMode="auto">
                     <a:xfrm>
                       <a:off x="0" y="0"/>
-                      <a:ext cx="4752975" cy="2171700"/>
+                      <a:ext cx="5039995" cy="3042920"/>
                     </a:xfrm>
                     <a:prstGeom prst="rect">
                       <a:avLst/>
                     </a:prstGeom>
+                    <a:noFill/>
+                    <a:ln>
+                      <a:noFill/>
+                    </a:ln>
                   </pic:spPr>
                 </pic:pic>
               </a:graphicData>
             </a:graphic>
-          </wp:inline>
+          </wp:anchor>
         </w:drawing>
       </w:r>
     </w:p>
@@ -7532,6 +7554,7 @@
           <w:bCs/>
           <w:lang w:val="sv-SE"/>
         </w:rPr>
+        <w:lastRenderedPageBreak/>
         <w:t>3.2  Dampak</w:t>
       </w:r>
       <w:proofErr w:type="gramEnd"/>
@@ -7589,14 +7612,7 @@
         <w:rPr>
           <w:lang w:val="sv-SE"/>
         </w:rPr>
-        <w:t xml:space="preserve"> lingkungan diestimasi dengan asumsi konsumsi BBM 10 kilometer per liter, harga BBM Rp13.000 per liter, faktor emisi 2,31 </w:t>
-      </w:r>
-      <w:r>
-        <w:rPr>
-          <w:lang w:val="sv-SE"/>
-        </w:rPr>
-        <w:lastRenderedPageBreak/>
-        <w:t xml:space="preserve">kilogram CO2 per liter, </w:t>
+        <w:t xml:space="preserve"> lingkungan diestimasi dengan asumsi konsumsi BBM 10 kilometer per liter, harga BBM Rp13.000 per liter, faktor emisi 2,31 kilogram CO2 per liter, </w:t>
       </w:r>
       <w:proofErr w:type="gramStart"/>
       <w:r>
@@ -8305,6 +8321,7 @@
           <w:bCs/>
           <w:lang w:val="sv-SE"/>
         </w:rPr>
+        <w:lastRenderedPageBreak/>
         <w:t>3.3  Analisis</w:t>
       </w:r>
       <w:proofErr w:type="gramEnd"/>
@@ -8330,7 +8347,6 @@
         <w:rPr>
           <w:lang w:val="sv-SE"/>
         </w:rPr>
-        <w:lastRenderedPageBreak/>
         <w:t xml:space="preserve">Kelayakan gagasan ditinjau dari dimensi teknis, operasional, </w:t>
       </w:r>
       <w:proofErr w:type="gramStart"/>
@@ -9269,6 +9285,7 @@
                 <w:sz w:val="22"/>
                 <w:szCs w:val="22"/>
               </w:rPr>
+              <w:lastRenderedPageBreak/>
               <w:t>3 (Minggu 3 sampai 5)</w:t>
             </w:r>
           </w:p>
@@ -9375,7 +9392,6 @@
                 <w:sz w:val="22"/>
                 <w:szCs w:val="22"/>
               </w:rPr>
-              <w:lastRenderedPageBreak/>
               <w:t>4 (Minggu 5 sampai 7)</w:t>
             </w:r>
           </w:p>
